--- a/Documentation.docx
+++ b/Documentation.docx
@@ -1068,7 +1068,25 @@
                 <w:szCs w:val="20"/>
                 <w:lang w:val="en-US"/>
               </w:rPr>
-              <w:t>README.md</w:t>
+              <w:t>Documentation</w:t>
+            </w:r>
+            <w:r>
+              <w:rPr>
+                <w:rFonts w:ascii="Courier New" w:eastAsia="Times New Roman" w:hAnsi="Courier New" w:cs="Courier New"/>
+                <w:sz w:val="20"/>
+                <w:szCs w:val="20"/>
+                <w:lang w:val="en-US"/>
+              </w:rPr>
+              <w:t>.</w:t>
+            </w:r>
+            <w:r>
+              <w:rPr>
+                <w:rFonts w:ascii="Courier New" w:eastAsia="Times New Roman" w:hAnsi="Courier New" w:cs="Courier New"/>
+                <w:sz w:val="20"/>
+                <w:szCs w:val="20"/>
+                <w:lang w:val="en-US"/>
+              </w:rPr>
+              <w:t>docx</w:t>
             </w:r>
           </w:p>
         </w:tc>
@@ -1119,38 +1137,58 @@
               </w:rPr>
             </w:pPr>
             <w:r>
+              <w:t>requirements</w:t>
+            </w:r>
+            <w:r>
               <w:rPr>
                 <w:rFonts w:ascii="Courier New" w:eastAsia="Times New Roman" w:hAnsi="Courier New" w:cs="Courier New"/>
                 <w:sz w:val="20"/>
                 <w:szCs w:val="20"/>
                 <w:lang w:val="en-US"/>
               </w:rPr>
-              <w:t>pyproject.toml</w:t>
-            </w:r>
-          </w:p>
-        </w:tc>
-        <w:tc>
-          <w:tcPr>
-            <w:tcW w:w="0" w:type="auto"/>
-            <w:vAlign w:val="center"/>
-            <w:hideMark/>
-          </w:tcPr>
-          <w:p>
-            <w:pPr>
-              <w:spacing w:before="100" w:beforeAutospacing="1" w:after="100" w:afterAutospacing="1" w:line="240" w:lineRule="auto"/>
-              <w:rPr>
-                <w:rFonts w:ascii="Times New Roman" w:eastAsia="Times New Roman" w:hAnsi="Times New Roman" w:cs="Times New Roman"/>
-                <w:sz w:val="24"/>
-                <w:szCs w:val="24"/>
-              </w:rPr>
-            </w:pPr>
-            <w:r>
-              <w:rPr>
-                <w:rFonts w:ascii="Times New Roman" w:eastAsia="Times New Roman" w:hAnsi="Times New Roman" w:cs="Times New Roman"/>
-                <w:sz w:val="24"/>
-                <w:szCs w:val="24"/>
-              </w:rPr>
-              <w:t>Configuración del proyecto Python, gestión de dependencias y herramientas de desarrollo y pruebas.</w:t>
+              <w:t>.</w:t>
+            </w:r>
+            <w:r>
+              <w:rPr>
+                <w:rFonts w:ascii="Courier New" w:eastAsia="Times New Roman" w:hAnsi="Courier New" w:cs="Courier New"/>
+                <w:sz w:val="20"/>
+                <w:szCs w:val="20"/>
+                <w:lang w:val="en-US"/>
+              </w:rPr>
+              <w:t>txt</w:t>
+            </w:r>
+          </w:p>
+        </w:tc>
+        <w:tc>
+          <w:tcPr>
+            <w:tcW w:w="0" w:type="auto"/>
+            <w:vAlign w:val="center"/>
+            <w:hideMark/>
+          </w:tcPr>
+          <w:p>
+            <w:pPr>
+              <w:spacing w:before="100" w:beforeAutospacing="1" w:after="100" w:afterAutospacing="1" w:line="240" w:lineRule="auto"/>
+              <w:rPr>
+                <w:rFonts w:ascii="Times New Roman" w:eastAsia="Times New Roman" w:hAnsi="Times New Roman" w:cs="Times New Roman"/>
+                <w:sz w:val="24"/>
+                <w:szCs w:val="24"/>
+              </w:rPr>
+            </w:pPr>
+            <w:r>
+              <w:rPr>
+                <w:rFonts w:ascii="Times New Roman" w:eastAsia="Times New Roman" w:hAnsi="Times New Roman" w:cs="Times New Roman"/>
+                <w:sz w:val="24"/>
+                <w:szCs w:val="24"/>
+              </w:rPr>
+              <w:t>Configuración del proyecto Python, gestión de dependencias y herramientas</w:t>
+            </w:r>
+            <w:r>
+              <w:rPr>
+                <w:rFonts w:ascii="Times New Roman" w:eastAsia="Times New Roman" w:hAnsi="Times New Roman" w:cs="Times New Roman"/>
+                <w:sz w:val="24"/>
+                <w:szCs w:val="24"/>
+              </w:rPr>
+              <w:t>.</w:t>
             </w:r>
           </w:p>
         </w:tc>
